--- a/MF0490_3 Gestión de servicios en el sistema informático/AMPLIACIONES/SEGURIDAD INFORMATICA/ejercicios básicos metasploit.docx
+++ b/MF0490_3 Gestión de servicios en el sistema informático/AMPLIACIONES/SEGURIDAD INFORMATICA/ejercicios básicos metasploit.docx
@@ -57,6 +57,30 @@
       <w:proofErr w:type="spellEnd"/>
     </w:p>
     <w:p>
+      <w:pPr>
+        <w:rPr>
+          <w:b/>
+          <w:bCs/>
+        </w:rPr>
+      </w:pPr>
+      <w:r>
+        <w:rPr>
+          <w:b/>
+          <w:bCs/>
+        </w:rPr>
+        <w:t xml:space="preserve">Plataforma de pruebas de penetración o </w:t>
+      </w:r>
+      <w:proofErr w:type="spellStart"/>
+      <w:r>
+        <w:rPr>
+          <w:b/>
+          <w:bCs/>
+        </w:rPr>
+        <w:t>pentesting</w:t>
+      </w:r>
+      <w:proofErr w:type="spellEnd"/>
+    </w:p>
+    <w:p>
       <w:r>
         <w:rPr>
           <w:b/>
@@ -138,12 +162,16 @@
       <w:pPr>
         <w:shd w:val="clear" w:color="auto" w:fill="0D0D0D" w:themeFill="text1" w:themeFillTint="F2"/>
         <w:ind w:left="720"/>
-      </w:pPr>
-      <w:proofErr w:type="spellStart"/>
-      <w:r>
+        <w:rPr>
+          <w:lang w:val="en-GB"/>
+        </w:rPr>
+      </w:pPr>
+      <w:r>
+        <w:rPr>
+          <w:lang w:val="en-GB"/>
+        </w:rPr>
         <w:t>help</w:t>
       </w:r>
-      <w:proofErr w:type="spellEnd"/>
     </w:p>
     <w:p>
       <w:pPr>
@@ -591,29 +619,47 @@
       <w:pPr>
         <w:shd w:val="clear" w:color="auto" w:fill="0D0D0D" w:themeFill="text1" w:themeFillTint="F2"/>
         <w:ind w:left="720"/>
-      </w:pPr>
-      <w:r>
+        <w:rPr>
+          <w:lang w:val="en-GB"/>
+        </w:rPr>
+      </w:pPr>
+      <w:r>
+        <w:rPr>
+          <w:lang w:val="en-GB"/>
+        </w:rPr>
         <w:t>set RHOSTS 192.168.</w:t>
       </w:r>
       <w:r>
+        <w:rPr>
+          <w:lang w:val="en-GB"/>
+        </w:rPr>
         <w:t>0</w:t>
       </w:r>
       <w:r>
+        <w:rPr>
+          <w:lang w:val="en-GB"/>
+        </w:rPr>
         <w:t>.1</w:t>
       </w:r>
       <w:r>
-        <w:t>1</w:t>
-      </w:r>
-      <w:r>
-        <w:t>1</w:t>
+        <w:rPr>
+          <w:lang w:val="en-GB"/>
+        </w:rPr>
+        <w:t>32</w:t>
       </w:r>
     </w:p>
     <w:p>
       <w:pPr>
         <w:shd w:val="clear" w:color="auto" w:fill="0D0D0D" w:themeFill="text1" w:themeFillTint="F2"/>
         <w:ind w:left="720"/>
-      </w:pPr>
-      <w:r>
+        <w:rPr>
+          <w:lang w:val="en-GB"/>
+        </w:rPr>
+      </w:pPr>
+      <w:r>
+        <w:rPr>
+          <w:lang w:val="en-GB"/>
+        </w:rPr>
         <w:t>set THREADS 10</w:t>
       </w:r>
     </w:p>
@@ -621,8 +667,14 @@
       <w:pPr>
         <w:shd w:val="clear" w:color="auto" w:fill="0D0D0D" w:themeFill="text1" w:themeFillTint="F2"/>
         <w:ind w:left="720"/>
-      </w:pPr>
-      <w:r>
+        <w:rPr>
+          <w:lang w:val="en-GB"/>
+        </w:rPr>
+      </w:pPr>
+      <w:r>
+        <w:rPr>
+          <w:lang w:val="en-GB"/>
+        </w:rPr>
         <w:t>run</w:t>
       </w:r>
     </w:p>
@@ -655,6 +707,118 @@
       <w:r>
         <w:t>run</w:t>
       </w:r>
+    </w:p>
+    <w:p>
+      <w:pPr>
+        <w:rPr>
+          <w:b/>
+          <w:bCs/>
+        </w:rPr>
+      </w:pPr>
+    </w:p>
+    <w:p>
+      <w:pPr>
+        <w:rPr>
+          <w:b/>
+          <w:bCs/>
+          <w:lang w:val="en-GB"/>
+        </w:rPr>
+      </w:pPr>
+      <w:r>
+        <w:rPr>
+          <w:b/>
+          <w:bCs/>
+          <w:lang w:val="en-GB"/>
+        </w:rPr>
+        <w:t>use auxiliary/dos/http/</w:t>
+      </w:r>
+      <w:proofErr w:type="spellStart"/>
+      <w:r>
+        <w:rPr>
+          <w:b/>
+          <w:bCs/>
+          <w:lang w:val="en-GB"/>
+        </w:rPr>
+        <w:t>squid_range_dos</w:t>
+      </w:r>
+      <w:proofErr w:type="spellEnd"/>
+    </w:p>
+    <w:p>
+      <w:pPr>
+        <w:rPr>
+          <w:b/>
+          <w:bCs/>
+          <w:lang w:val="en-GB"/>
+        </w:rPr>
+      </w:pPr>
+      <w:r>
+        <w:rPr>
+          <w:b/>
+          <w:bCs/>
+          <w:lang w:val="en-GB"/>
+        </w:rPr>
+        <w:t>set RHOSTS 192.168.0.1</w:t>
+      </w:r>
+      <w:r>
+        <w:rPr>
+          <w:b/>
+          <w:bCs/>
+          <w:lang w:val="en-GB"/>
+        </w:rPr>
+        <w:t>32</w:t>
+      </w:r>
+    </w:p>
+    <w:p>
+      <w:pPr>
+        <w:rPr>
+          <w:b/>
+          <w:bCs/>
+          <w:lang w:val="en-GB"/>
+        </w:rPr>
+      </w:pPr>
+      <w:r>
+        <w:rPr>
+          <w:b/>
+          <w:bCs/>
+          <w:lang w:val="en-GB"/>
+        </w:rPr>
+        <w:t>set RPORT 3128</w:t>
+      </w:r>
+    </w:p>
+    <w:p>
+      <w:pPr>
+        <w:rPr>
+          <w:b/>
+          <w:bCs/>
+          <w:lang w:val="en-GB"/>
+        </w:rPr>
+      </w:pPr>
+      <w:r>
+        <w:rPr>
+          <w:b/>
+          <w:bCs/>
+          <w:lang w:val="en-GB"/>
+        </w:rPr>
+        <w:t>run</w:t>
+      </w:r>
+    </w:p>
+    <w:p>
+      <w:pPr>
+        <w:rPr>
+          <w:b/>
+          <w:bCs/>
+          <w:lang w:val="en-GB"/>
+        </w:rPr>
+      </w:pPr>
+    </w:p>
+    <w:p>
+      <w:pPr>
+        <w:rPr>
+          <w:b/>
+          <w:bCs/>
+          <w:lang w:val="en-GB"/>
+        </w:rPr>
+      </w:pPr>
     </w:p>
     <w:p>
       <w:r>
@@ -888,6 +1052,7 @@
         <w:rPr>
           <w:noProof/>
         </w:rPr>
+        <w:lastRenderedPageBreak/>
         <w:drawing>
           <wp:inline distT="0" distB="0" distL="0" distR="0" wp14:anchorId="6E0EABCA" wp14:editId="294A07CA">
             <wp:extent cx="4591050" cy="2819404"/>
@@ -937,7 +1102,6 @@
           <w:b/>
           <w:bCs/>
         </w:rPr>
-        <w:lastRenderedPageBreak/>
         <w:t>Pasos:</w:t>
       </w:r>
     </w:p>
@@ -1042,7 +1206,7 @@
         <w:t>.</w:t>
       </w:r>
       <w:r>
-        <w:t>38</w:t>
+        <w:t>123</w:t>
       </w:r>
     </w:p>
     <w:p>
@@ -1081,6 +1245,7 @@
         <w:rPr>
           <w:noProof/>
         </w:rPr>
+        <w:lastRenderedPageBreak/>
         <w:drawing>
           <wp:inline distT="0" distB="0" distL="0" distR="0" wp14:anchorId="6E83D575" wp14:editId="52A0EC67">
             <wp:extent cx="6285714" cy="5133333"/>
@@ -1358,6 +1523,7 @@
           <w:b/>
           <w:bCs/>
         </w:rPr>
+        <w:lastRenderedPageBreak/>
         <w:t xml:space="preserve">Tipos de </w:t>
       </w:r>
       <w:proofErr w:type="spellStart"/>
@@ -1946,11 +2112,7 @@
       </w:r>
       <w:proofErr w:type="spellEnd"/>
       <w:r>
-        <w:t xml:space="preserve">) </w:t>
-      </w:r>
-      <w:r>
-        <w:lastRenderedPageBreak/>
-        <w:t xml:space="preserve">se conecte de vuelta. Cuando el </w:t>
+        <w:t xml:space="preserve">) se conecte de vuelta. Cuando el </w:t>
       </w:r>
       <w:proofErr w:type="spellStart"/>
       <w:r>
@@ -2136,6 +2298,7 @@
         <w:ind w:left="720"/>
       </w:pPr>
       <w:r>
+        <w:lastRenderedPageBreak/>
         <w:t>run</w:t>
       </w:r>
     </w:p>
@@ -2308,7 +2471,6 @@
     </w:p>
     <w:p>
       <w:r>
-        <w:lastRenderedPageBreak/>
         <w:pict w14:anchorId="5A9DD5DC">
           <v:rect id="_x0000_i1031" style="width:0;height:1.5pt" o:hralign="center" o:hrstd="t" o:hr="t" fillcolor="#a0a0a0" stroked="f"/>
         </w:pict>
@@ -2438,6 +2600,7 @@
       </w:pPr>
       <w:proofErr w:type="spellStart"/>
       <w:r>
+        <w:lastRenderedPageBreak/>
         <w:t>pwd</w:t>
       </w:r>
       <w:proofErr w:type="spellEnd"/>
@@ -2672,7 +2835,6 @@
         <w:rPr>
           <w:noProof/>
         </w:rPr>
-        <w:lastRenderedPageBreak/>
         <w:drawing>
           <wp:inline distT="0" distB="0" distL="0" distR="0" wp14:anchorId="4E732D55" wp14:editId="6BA44801">
             <wp:extent cx="5671185" cy="4013200"/>
